--- a/CÔNG TY TNHH VĨNH HIỆP THUẬN/VinhHiepThuan_ThayDoi_CSH_DDPL/HoSo2_UyQuyen.docx
+++ b/CÔNG TY TNHH VĨNH HIỆP THUẬN/VinhHiepThuan_ThayDoi_CSH_DDPL/HoSo2_UyQuyen.docx
@@ -102,7 +102,7 @@
           <w:sz w:val="26"/>
           <w:szCs w:val="26"/>
         </w:rPr>
-        <w:t>ngày 2</w:t>
+        <w:t xml:space="preserve">ngày </w:t>
       </w:r>
       <w:r>
         <w:rPr>
@@ -113,7 +113,7 @@
           <w:sz w:val="26"/>
           <w:szCs w:val="26"/>
         </w:rPr>
-        <w:t>6</w:t>
+        <w:t xml:space="preserve"> </w:t>
       </w:r>
       <w:r>
         <w:rPr>
@@ -124,7 +124,29 @@
           <w:sz w:val="26"/>
           <w:szCs w:val="26"/>
         </w:rPr>
-        <w:t xml:space="preserve"> tháng 06 năm 2026</w:t>
+        <w:t xml:space="preserve"> tháng </w:t>
+      </w:r>
+      <w:r>
+        <w:rPr>
+          <w:rFonts w:ascii="Times New Roman" w:hAnsi="Times New Roman" w:cs="Times New Roman"/>
+          <w:i/>
+          <w:iCs/>
+          <w:color w:val="000000" w:themeColor="text1"/>
+          <w:sz w:val="26"/>
+          <w:szCs w:val="26"/>
+        </w:rPr>
+        <w:t xml:space="preserve"> </w:t>
+      </w:r>
+      <w:r>
+        <w:rPr>
+          <w:rFonts w:ascii="Times New Roman" w:hAnsi="Times New Roman" w:cs="Times New Roman"/>
+          <w:i/>
+          <w:iCs/>
+          <w:color w:val="000000" w:themeColor="text1"/>
+          <w:sz w:val="26"/>
+          <w:szCs w:val="26"/>
+        </w:rPr>
+        <w:t xml:space="preserve"> năm 2026</w:t>
       </w:r>
     </w:p>
     <w:p>
@@ -246,7 +268,7 @@
           <w:szCs w:val="26"/>
           <w:lang w:eastAsia="zh-CN"/>
         </w:rPr>
-        <w:t>CÔNG TY TNHH LỢI KHÁCH</w:t>
+        <w:t>CÔNG TY TNHH VĨNH HIỆP THUẬN</w:t>
       </w:r>
     </w:p>
     <w:p>
@@ -290,7 +312,7 @@
           <w:sz w:val="24"/>
           <w:szCs w:val="24"/>
         </w:rPr>
-        <w:t>3703394561</w:t>
+        <w:t>3703042256</w:t>
       </w:r>
     </w:p>
     <w:p>
@@ -375,7 +397,7 @@
           <w:b/>
           <w:sz w:val="23"/>
         </w:rPr>
-        <w:t>TRẦN THỊ THIỆN</w:t>
+        <w:t>LƯƠNG THỊ HỒNG HOA</w:t>
       </w:r>
       <w:r>
         <w:rPr>
@@ -442,7 +464,7 @@
           <w:szCs w:val="26"/>
           <w:lang w:eastAsia="zh-CN"/>
         </w:rPr>
-        <w:t>CÔNG TY TNHH LỢI KHÁCH</w:t>
+        <w:t>CÔNG TY TNHH VĨNH HIỆP THUẬN</w:t>
       </w:r>
     </w:p>
     <w:p>
@@ -486,10 +508,8 @@
           <w:sz w:val="24"/>
           <w:szCs w:val="24"/>
         </w:rPr>
-        <w:t>Hộ Phan Văn Hùng, Tổ 5, Khu Phố 4, Phường Tân Uyên, Thành phố Hồ Chí Minh</w:t>
-      </w:r>
-      <w:bookmarkStart w:id="0" w:name="_GoBack"/>
-      <w:bookmarkEnd w:id="0"/>
+        <w:t>số 19/9 khu phố đông b, Phường Đông Hòa, Thành phố Hồ Chí Minh</w:t>
+      </w:r>
     </w:p>
     <w:p>
       <w:pPr>
@@ -516,7 +536,7 @@
           <w:rFonts w:ascii="Times New Roman" w:hAnsi="Times New Roman"/>
           <w:sz w:val="25"/>
         </w:rPr>
-        <w:t>0782 986 715</w:t>
+        <w:t>0939730057</w:t>
       </w:r>
       <w:r>
         <w:rPr>
@@ -530,7 +550,7 @@
           <w:rFonts w:ascii="Times New Roman" w:hAnsi="Times New Roman"/>
           <w:sz w:val="25"/>
         </w:rPr>
-        <w:t>congtyloikhach@gmail.com</w:t>
+        <w:t>congtytanhiepthuan@gmail.com</w:t>
       </w:r>
     </w:p>
     <w:p>
@@ -1067,25 +1087,45 @@
           <w:sz w:val="26"/>
           <w:szCs w:val="26"/>
         </w:rPr>
-        <w:t>ngày 2</w:t>
-      </w:r>
-      <w:r>
-        <w:rPr>
-          <w:rFonts w:ascii="Times New Roman" w:hAnsi="Times New Roman" w:cs="Times New Roman"/>
-          <w:color w:val="000000" w:themeColor="text1"/>
-          <w:sz w:val="26"/>
-          <w:szCs w:val="26"/>
-        </w:rPr>
-        <w:t>6</w:t>
-      </w:r>
-      <w:r>
-        <w:rPr>
-          <w:rFonts w:ascii="Times New Roman" w:hAnsi="Times New Roman" w:cs="Times New Roman"/>
-          <w:color w:val="000000" w:themeColor="text1"/>
-          <w:sz w:val="26"/>
-          <w:szCs w:val="26"/>
-        </w:rPr>
-        <w:t xml:space="preserve"> tháng 06 năm 2026</w:t>
+        <w:t xml:space="preserve">ngày </w:t>
+      </w:r>
+      <w:r>
+        <w:rPr>
+          <w:rFonts w:ascii="Times New Roman" w:hAnsi="Times New Roman" w:cs="Times New Roman"/>
+          <w:color w:val="000000" w:themeColor="text1"/>
+          <w:sz w:val="26"/>
+          <w:szCs w:val="26"/>
+        </w:rPr>
+        <w:t xml:space="preserve"> </w:t>
+      </w:r>
+      <w:r>
+        <w:rPr>
+          <w:rFonts w:ascii="Times New Roman" w:hAnsi="Times New Roman" w:cs="Times New Roman"/>
+          <w:color w:val="000000" w:themeColor="text1"/>
+          <w:sz w:val="26"/>
+          <w:szCs w:val="26"/>
+        </w:rPr>
+        <w:t xml:space="preserve"> tháng </w:t>
+      </w:r>
+      <w:r>
+        <w:rPr>
+          <w:rFonts w:ascii="Times New Roman" w:hAnsi="Times New Roman" w:cs="Times New Roman"/>
+          <w:color w:val="000000" w:themeColor="text1"/>
+          <w:sz w:val="26"/>
+          <w:szCs w:val="26"/>
+        </w:rPr>
+        <w:t xml:space="preserve"> </w:t>
+      </w:r>
+      <w:bookmarkStart w:id="0" w:name="_GoBack"/>
+      <w:bookmarkEnd w:id="0"/>
+      <w:r>
+        <w:rPr>
+          <w:rFonts w:ascii="Times New Roman" w:hAnsi="Times New Roman" w:cs="Times New Roman"/>
+          <w:color w:val="000000" w:themeColor="text1"/>
+          <w:sz w:val="26"/>
+          <w:szCs w:val="26"/>
+        </w:rPr>
+        <w:t xml:space="preserve"> năm 2026</w:t>
       </w:r>
       <w:r>
         <w:rPr>
@@ -1177,7 +1217,7 @@
           <w:b/>
           <w:sz w:val="23"/>
         </w:rPr>
-        <w:t>TRẦN THỊ THIỆN</w:t>
+        <w:t>LƯƠNG THỊ HỒNG HOA</w:t>
       </w:r>
     </w:p>
     <w:sectPr>
